--- a/docs/03_quality_scenario_specification.docx
+++ b/docs/03_quality_scenario_specification.docx
@@ -1344,23 +1344,7 @@
                 <w:sz w:val="19"/>
                 <w:lang w:eastAsia="ko-KR"/>
               </w:rPr>
-              <w:t xml:space="preserve">로봇 </w:t>
-            </w:r>
-            <w:proofErr w:type="gramStart"/>
-            <w:r>
-              <w:rPr>
-                <w:sz w:val="19"/>
-                <w:lang w:eastAsia="ko-KR"/>
-              </w:rPr>
-              <w:t>제조사 /</w:t>
-            </w:r>
-            <w:proofErr w:type="gramEnd"/>
-            <w:r>
-              <w:rPr>
-                <w:sz w:val="19"/>
-                <w:lang w:eastAsia="ko-KR"/>
-              </w:rPr>
-              <w:t xml:space="preserve"> Workload 개발자</w:t>
+              <w:t>로봇 제조사 / Workload 개발자</w:t>
             </w:r>
           </w:p>
         </w:tc>
@@ -2314,7 +2298,22 @@
                 <w:sz w:val="19"/>
                 <w:lang w:eastAsia="ko-KR"/>
               </w:rPr>
-              <w:t>장애가 해당 pVM에 한정되고, Framework가 자원을 안전하게 회수한 뒤 재시작한다.</w:t>
+              <w:t>장애가 해당 pVM에 한정되고, Framework가 자원을 안전하게 회수</w:t>
+            </w:r>
+            <w:r>
+              <w:rPr>
+                <w:rFonts w:hint="eastAsia"/>
+                <w:sz w:val="19"/>
+                <w:lang w:eastAsia="ko-KR"/>
+              </w:rPr>
+              <w:t>해야 한다</w:t>
+            </w:r>
+            <w:r>
+              <w:rPr>
+                <w:sz w:val="19"/>
+                <w:lang w:eastAsia="ko-KR"/>
+              </w:rPr>
+              <w:t>.</w:t>
             </w:r>
           </w:p>
         </w:tc>
@@ -2347,6 +2346,7 @@
           <w:p>
             <w:pPr>
               <w:rPr>
+                <w:rFonts w:hint="eastAsia"/>
                 <w:lang w:eastAsia="ko-KR"/>
               </w:rPr>
             </w:pPr>
@@ -2355,7 +2355,30 @@
                 <w:sz w:val="19"/>
                 <w:lang w:eastAsia="ko-KR"/>
               </w:rPr>
-              <w:t>Host/타 pVM 다운타임 0, Workload 서비스 재개 3초 이내</w:t>
+              <w:t xml:space="preserve">Host/타 pVM </w:t>
+            </w:r>
+            <w:r>
+              <w:rPr>
+                <w:rFonts w:hint="eastAsia"/>
+                <w:sz w:val="19"/>
+                <w:lang w:eastAsia="ko-KR"/>
+              </w:rPr>
+              <w:t>비정상 동작</w:t>
+            </w:r>
+            <w:r>
+              <w:rPr>
+                <w:sz w:val="19"/>
+                <w:lang w:eastAsia="ko-KR"/>
+              </w:rPr>
+              <w:t xml:space="preserve"> 0</w:t>
+            </w:r>
+            <w:r>
+              <w:rPr>
+                <w:rFonts w:hint="eastAsia"/>
+                <w:sz w:val="19"/>
+                <w:lang w:eastAsia="ko-KR"/>
+              </w:rPr>
+              <w:t>회</w:t>
             </w:r>
           </w:p>
         </w:tc>
@@ -3299,23 +3322,7 @@
                 <w:sz w:val="19"/>
                 <w:lang w:eastAsia="ko-KR"/>
               </w:rPr>
-              <w:t xml:space="preserve">서드파티 Secure OS </w:t>
-            </w:r>
-            <w:proofErr w:type="gramStart"/>
-            <w:r>
-              <w:rPr>
-                <w:sz w:val="19"/>
-                <w:lang w:eastAsia="ko-KR"/>
-              </w:rPr>
-              <w:t>벤더 /</w:t>
-            </w:r>
-            <w:proofErr w:type="gramEnd"/>
-            <w:r>
-              <w:rPr>
-                <w:sz w:val="19"/>
-                <w:lang w:eastAsia="ko-KR"/>
-              </w:rPr>
-              <w:t xml:space="preserve"> 로봇 제조사</w:t>
+              <w:t>서드파티 Secure OS 벤더 / 로봇 제조사</w:t>
             </w:r>
           </w:p>
         </w:tc>
